--- a/prosedurler/EMS.İP.TL.24.01. Cotton Bale Receiving, Conditioning and HVI Sampling Instruction.docx
+++ b/prosedurler/EMS.İP.TL.24.01. Cotton Bale Receiving, Conditioning and HVI Sampling Instruction.docx
@@ -32,7 +32,7 @@
           <w:sz w:val="24"/>
           <w:szCs w:val="24"/>
         </w:rPr>
-        <w:t xml:space="preserve">This instruction describes how cotton bales are received, numbered, conditioned and sampled for HVI testing in the Eroglu Knitting (EMS) spinning mill (TLM-IPL-01, TLM-IPL-02 and TLM-IPL-03), so that only bales that meet the fibre specification enter the blowroom and every lot is traceable.</w:t>
+        <w:t xml:space="preserve">This instruction describes how cotton bales are received, numbered, conditioned and sampled for HVI testing in the Eroglu Knitting (EMS) spinning mill (EMS.İP.TL.24.01, EMS.İP.TL.24.01 and EMS.İP.TL.24.01), so that only bales that meet the fibre specification enter the blowroom and every lot is traceable.</w:t>
       </w:r>
     </w:p>
     <w:p>
@@ -505,7 +505,7 @@
           <w:sz w:val="24"/>
           <w:szCs w:val="24"/>
         </w:rPr>
-        <w:t xml:space="preserve">1. VEHICLE AND BALE RECEIVING (TLM-IPL-01)</w:t>
+        <w:t xml:space="preserve">1. VEHICLE AND BALE RECEIVING (EMS.İP.TL.24.01)</w:t>
       </w:r>
     </w:p>
     <w:p>
@@ -610,7 +610,7 @@
           <w:sz w:val="24"/>
           <w:szCs w:val="24"/>
         </w:rPr>
-        <w:t xml:space="preserve">2. CONDITIONING (TLM-IPL-02)</w:t>
+        <w:t xml:space="preserve">2. CONDITIONING (EMS.İP.TL.24.01)</w:t>
       </w:r>
     </w:p>
     <w:p>
@@ -699,7 +699,7 @@
           <w:sz w:val="24"/>
           <w:szCs w:val="24"/>
         </w:rPr>
-        <w:t xml:space="preserve">3. SAMPLING AND HVI TESTING (TLM-IPL-03)</w:t>
+        <w:t xml:space="preserve">3. SAMPLING AND HVI TESTING (EMS.İP.TL.24.01)</w:t>
       </w:r>
     </w:p>
     <w:p>
@@ -1013,7 +1013,7 @@
           <w:sz w:val="24"/>
           <w:szCs w:val="24"/>
         </w:rPr>
-        <w:t xml:space="preserve">TLM-IPL-01 Bale receiving and numbering; TLM-IPL-02 Conditioning room; TLM-IPL-03 Sampling and HVI instrument use (PRS-IPL-01, PRS-IPL-02)</w:t>
+        <w:t xml:space="preserve">EMS.İP.TL.24.01 Bale receiving and numbering; EMS.İP.TL.24.01 Conditioning room; EMS.İP.TL.24.01 Sampling and HVI instrument use (EMS.İP.PRO.24.01, EMS.İP.PRO.24.01)</w:t>
       </w:r>
     </w:p>
     <w:p>
@@ -1210,7 +1210,7 @@
           <w:sz w:val="24"/>
           <w:szCs w:val="24"/>
         </w:rPr>
-        <w:t xml:space="preserve">تصف هذه التعليمات كيفية استلام بالات القطن وترقيمها وتكييفها وأخذ عينات HVI منها في مصنع الغزل التابع لشركة إيروغلو للتريكو (EMS) (TLM-IPL-01 وTLM-IPL-02 وTLM-IPL-03)، بحيث لا تدخل غرفة الخلط إلا البالات المطابقة لمواصفات الألياف وتكون كل دفعة قابلة للتتبع.</w:t>
+        <w:t xml:space="preserve">تصف هذه التعليمات كيفية استلام بالات القطن وترقيمها وتكييفها وأخذ عينات HVI منها في مصنع الغزل التابع لشركة إيروغلو للتريكو (EMS) (EMS.İP.TL.24.01 وTLM-IPL-02 وTLM-IPL-03)، بحيث لا تدخل غرفة الخلط إلا البالات المطابقة لمواصفات الألياف وتكون كل دفعة قابلة للتتبع.</w:t>
       </w:r>
     </w:p>
     <w:p>
@@ -1739,7 +1739,7 @@
           <w:sz w:val="24"/>
           <w:szCs w:val="24"/>
         </w:rPr>
-        <w:t xml:space="preserve">1. استلام المركبة والبالات (TLM-IPL-01)</w:t>
+        <w:t xml:space="preserve">1. استلام المركبة والبالات (EMS.İP.TL.24.01)</w:t>
       </w:r>
     </w:p>
     <w:p>
@@ -1857,7 +1857,7 @@
           <w:sz w:val="24"/>
           <w:szCs w:val="24"/>
         </w:rPr>
-        <w:t xml:space="preserve">2. التكييف (TLM-IPL-02)</w:t>
+        <w:t xml:space="preserve">2. التكييف (EMS.İP.TL.24.01)</w:t>
       </w:r>
     </w:p>
     <w:p>
@@ -1957,7 +1957,7 @@
           <w:sz w:val="24"/>
           <w:szCs w:val="24"/>
         </w:rPr>
-        <w:t xml:space="preserve">3. أخذ العينات وفحص HVI (TLM-IPL-03)</w:t>
+        <w:t xml:space="preserve">3. أخذ العينات وفحص HVI (EMS.İP.TL.24.01)</w:t>
       </w:r>
     </w:p>
     <w:p>
@@ -2308,7 +2308,7 @@
           <w:sz w:val="24"/>
           <w:szCs w:val="24"/>
         </w:rPr>
-        <w:t xml:space="preserve">TLM-IPL-01 استلام البالات وترقيمها؛ TLM-IPL-02 غرفة التكييف؛ TLM-IPL-03 أخذ العينات واستخدام جهاز HVI (PRS-IPL-01 وPRS-IPL-02)</w:t>
+        <w:t xml:space="preserve">EMS.İP.TL.24.01 استلام البالات وترقيمها؛ EMS.İP.TL.24.01 غرفة التكييف؛ EMS.İP.TL.24.01 أخذ العينات واستخدام جهاز HVI (EMS.İP.PRO.24.01 وPRS-IPL-02)</w:t>
       </w:r>
     </w:p>
     <w:p>

--- a/prosedurler/EMS.İP.TL.24.01. Cotton Bale Receiving, Conditioning and HVI Sampling Instruction.docx
+++ b/prosedurler/EMS.İP.TL.24.01. Cotton Bale Receiving, Conditioning and HVI Sampling Instruction.docx
@@ -1210,7 +1210,7 @@
           <w:sz w:val="24"/>
           <w:szCs w:val="24"/>
         </w:rPr>
-        <w:t xml:space="preserve">تصف هذه التعليمات كيفية استلام بالات القطن وترقيمها وتكييفها وأخذ عينات HVI منها في مصنع الغزل التابع لشركة إيروغلو للتريكو (EMS) (EMS.İP.TL.24.01 وTLM-IPL-02 وTLM-IPL-03)، بحيث لا تدخل غرفة الخلط إلا البالات المطابقة لمواصفات الألياف وتكون كل دفعة قابلة للتتبع.</w:t>
+        <w:t xml:space="preserve">تصف هذه التعليمات كيفية استلام بالات القطن وترقيمها وتكييفها وأخذ عينات HVI منها في مصنع الغزل التابع لشركة إيروغلو للتريكو (EMS) (EMS.İP.TL.24.01 وEMS.İP.TL.24.01 وEMS.İP.TL.24.01)، بحيث لا تدخل غرفة الخلط إلا البالات المطابقة لمواصفات الألياف وتكون كل دفعة قابلة للتتبع.</w:t>
       </w:r>
     </w:p>
     <w:p>
@@ -2308,7 +2308,7 @@
           <w:sz w:val="24"/>
           <w:szCs w:val="24"/>
         </w:rPr>
-        <w:t xml:space="preserve">EMS.İP.TL.24.01 استلام البالات وترقيمها؛ EMS.İP.TL.24.01 غرفة التكييف؛ EMS.İP.TL.24.01 أخذ العينات واستخدام جهاز HVI (EMS.İP.PRO.24.01 وPRS-IPL-02)</w:t>
+        <w:t xml:space="preserve">EMS.İP.TL.24.01 استلام البالات وترقيمها؛ EMS.İP.TL.24.01 غرفة التكييف؛ EMS.İP.TL.24.01 أخذ العينات واستخدام جهاز HVI (EMS.İP.PRO.24.01 وEMS.İP.PRO.24.01)</w:t>
       </w:r>
     </w:p>
     <w:p>
